--- a/docs/digests/Translation Tool - Daily Digest #9 - 20260917.docx
+++ b/docs/digests/Translation Tool - Daily Digest #9 - 20260917.docx
@@ -640,10 +640,10 @@
           <w:b/>
           <w:bCs/>
         </w:rPr>
-        <w:t xml:space="preserve">Segment 168 of 511 now</w:t>
-      </w:r>
-      <w:r>
-        <w:t xml:space="preserve">, and the first new page is done to the full</w:t>
+        <w:t xml:space="preserve">Segment 171 of 511 now</w:t>
+      </w:r>
+      <w:r>
+        <w:t xml:space="preserve">, two pages done to the full</w:t>
       </w:r>
       <w:r>
         <w:t xml:space="preserve"> </w:t>
@@ -1228,7 +1228,7 @@
               <w:pStyle w:val="Compact"/>
             </w:pPr>
             <w:r>
-              <w:t xml:space="preserve">168 of 511 segments</w:t>
+              <w:t xml:space="preserve">171 of 511 segments</w:t>
             </w:r>
           </w:p>
         </w:tc>
@@ -1252,7 +1252,7 @@
               <w:pStyle w:val="Compact"/>
             </w:pPr>
             <w:r>
-              <w:t xml:space="preserve">41,869</w:t>
+              <w:t xml:space="preserve">41,970</w:t>
             </w:r>
           </w:p>
         </w:tc>

--- a/docs/digests/Translation Tool - Daily Digest #9 - 20260917.docx
+++ b/docs/digests/Translation Tool - Daily Digest #9 - 20260917.docx
@@ -2,7 +2,7 @@
 <file path=word/document.xml><?xml version="1.0" encoding="utf-8"?>
 <w:document xmlns:w="http://schemas.openxmlformats.org/wordprocessingml/2006/main" xmlns:m="http://schemas.openxmlformats.org/officeDocument/2006/math" xmlns:r="http://schemas.openxmlformats.org/officeDocument/2006/relationships" xmlns:o="urn:schemas-microsoft-com:office:office" xmlns:v="urn:schemas-microsoft-com:vml" xmlns:w10="urn:schemas-microsoft-com:office:word" xmlns:a="http://schemas.openxmlformats.org/drawingml/2006/main" xmlns:pic="http://schemas.openxmlformats.org/drawingml/2006/picture" xmlns:wp="http://schemas.openxmlformats.org/drawingml/2006/wordprocessingDrawing">
   <w:body>
-    <w:bookmarkStart w:id="19" w:name="X53cb2d90d5c1094d70237444cd67513b96d7901"/>
+    <w:bookmarkStart w:id="21" w:name="X53cb2d90d5c1094d70237444cd67513b96d7901"/>
     <w:p>
       <w:pPr>
         <w:pStyle w:val="Heading1"/>
@@ -79,7 +79,7 @@
         <w:t xml:space="preserve">alignment of Course 5 has started again.</w:t>
       </w:r>
     </w:p>
-    <w:bookmarkStart w:id="14" w:name="what-got-done"/>
+    <w:bookmarkStart w:id="16" w:name="what-got-done"/>
     <w:p>
       <w:pPr>
         <w:pStyle w:val="Heading2"/>
@@ -222,7 +222,7 @@
           <w:b/>
           <w:bCs/>
         </w:rPr>
-        <w:t xml:space="preserve">in 124 automatic checks noticed.</w:t>
+        <w:t xml:space="preserve">in the entire battery of checks noticed.</w:t>
       </w:r>
     </w:p>
     <w:p>
@@ -339,13 +339,13 @@
       </w:r>
     </w:p>
     <w:bookmarkEnd w:id="9"/>
-    <w:bookmarkStart w:id="10" w:name="X4b293b80fc3c397f9a7ffc9de0d939f2ebf879b"/>
+    <w:bookmarkStart w:id="10" w:name="Xacb02b75b1218655684dd183c19999c1b74b1af"/>
     <w:p>
       <w:pPr>
         <w:pStyle w:val="Heading3"/>
       </w:pPr>
       <w:r>
-        <w:t xml:space="preserve">Thirty-seven things are not faults, and they are now five questions</w:t>
+        <w:t xml:space="preserve">The checks we built to catch silent faults had never run</w:t>
       </w:r>
     </w:p>
     <w:p>
@@ -353,44 +353,41 @@
         <w:pStyle w:val="FirstParagraph"/>
       </w:pPr>
       <w:r>
-        <w:t xml:space="preserve">The other 37 are places where Duff describes Tibetan one way and our software</w:t>
-      </w:r>
-      <w:r>
-        <w:t xml:space="preserve"> </w:t>
-      </w:r>
-      <w:r>
-        <w:t xml:space="preserve">models it another. Nothing is broken; something is unmodelled, and whether to</w:t>
-      </w:r>
-      <w:r>
-        <w:t xml:space="preserve"> </w:t>
-      </w:r>
-      <w:r>
-        <w:t xml:space="preserve">model it is a decision rather than a repair. Left as a list of 37 they read as</w:t>
-      </w:r>
-      <w:r>
-        <w:t xml:space="preserve"> </w:t>
-      </w:r>
-      <w:r>
-        <w:t xml:space="preserve">a mess. They are not: they collapse into</w:t>
-      </w:r>
-      <w:r>
-        <w:t xml:space="preserve"> </w:t>
-      </w:r>
-      <w:r>
-        <w:rPr>
-          <w:b/>
-          <w:bCs/>
-        </w:rPr>
-        <w:t xml:space="preserve">five questions</w:t>
-      </w:r>
-      <w:r>
-        <w:t xml:space="preserve">, and answering</w:t>
-      </w:r>
-      <w:r>
-        <w:t xml:space="preserve"> </w:t>
-      </w:r>
-      <w:r>
-        <w:t xml:space="preserve">those five closes all of them. That brief is written and waiting for you.</w:t>
+        <w:t xml:space="preserve">Three new checks were written this week, each one because a fault had reached</w:t>
+      </w:r>
+      <w:r>
+        <w:t xml:space="preserve"> </w:t>
+      </w:r>
+      <w:r>
+        <w:t xml:space="preserve">the program without anything noticing. Late today, trying to verify a single</w:t>
+      </w:r>
+      <w:r>
+        <w:t xml:space="preserve"> </w:t>
+      </w:r>
+      <w:r>
+        <w:t xml:space="preserve">figure for this digest, I found that</w:t>
+      </w:r>
+      <w:r>
+        <w:t xml:space="preserve"> </w:t>
+      </w:r>
+      <w:r>
+        <w:rPr>
+          <w:b/>
+          <w:bCs/>
+        </w:rPr>
+        <w:t xml:space="preserve">none of the three had ever run</w:t>
+      </w:r>
+      <w:r>
+        <w:t xml:space="preserve"> </w:t>
+      </w:r>
+      <w:r>
+        <w:t xml:space="preserve">— not</w:t>
+      </w:r>
+      <w:r>
+        <w:t xml:space="preserve"> </w:t>
+      </w:r>
+      <w:r>
+        <w:t xml:space="preserve">failed, not skipped, simply absent.</w:t>
       </w:r>
     </w:p>
     <w:p>
@@ -398,54 +395,112 @@
         <w:pStyle w:val="BodyText"/>
       </w:pPr>
       <w:r>
-        <w:rPr>
-          <w:b/>
-          <w:bCs/>
-        </w:rPr>
-        <w:t xml:space="preserve">Three of Duff’s rules were measured and deliberately NOT implemented</w:t>
-      </w:r>
-      <w:r>
-        <w:t xml:space="preserve">,</w:t>
-      </w:r>
-      <w:r>
-        <w:t xml:space="preserve"> </w:t>
-      </w:r>
-      <w:r>
-        <w:t xml:space="preserve">because doing what the book says would have made the tool worse. One example:</w:t>
-      </w:r>
-      <w:r>
-        <w:t xml:space="preserve"> </w:t>
-      </w:r>
-      <w:r>
-        <w:t xml:space="preserve">enforcing the classical rule about which letters may end a word would have</w:t>
-      </w:r>
-      <w:r>
-        <w:t xml:space="preserve"> </w:t>
-      </w:r>
-      <w:r>
-        <w:t xml:space="preserve">made the program refuse 175 correct entries — Sanskrit written in Tibetan</w:t>
-      </w:r>
-      <w:r>
-        <w:t xml:space="preserve"> </w:t>
-      </w:r>
-      <w:r>
-        <w:t xml:space="preserve">letters, where the rule does not apply. The measurements are recorded so the</w:t>
-      </w:r>
-      <w:r>
-        <w:t xml:space="preserve"> </w:t>
-      </w:r>
-      <w:r>
-        <w:t xml:space="preserve">question is not re-opened without new evidence.</w:t>
+        <w:t xml:space="preserve">The cause is ordinary and worth knowing. Our test runner uses the list of</w:t>
+      </w:r>
+      <w:r>
+        <w:t xml:space="preserve"> </w:t>
+      </w:r>
+      <w:r>
+        <w:t xml:space="preserve">checks recorded the last time the project was set up, and that was two days</w:t>
+      </w:r>
+      <w:r>
+        <w:t xml:space="preserve"> </w:t>
+      </w:r>
+      <w:r>
+        <w:t xml:space="preserve">earlier; every check written since was invisible to it. The same staleness</w:t>
+      </w:r>
+      <w:r>
+        <w:t xml:space="preserve"> </w:t>
+      </w:r>
+      <w:r>
+        <w:t xml:space="preserve">meant the checks that</w:t>
+      </w:r>
+      <w:r>
+        <w:t xml:space="preserve"> </w:t>
+      </w:r>
+      <w:r>
+        <w:rPr>
+          <w:i/>
+          <w:iCs/>
+        </w:rPr>
+        <w:t xml:space="preserve">did</w:t>
+      </w:r>
+      <w:r>
+        <w:t xml:space="preserve"> </w:t>
+      </w:r>
+      <w:r>
+        <w:t xml:space="preserve">run were examining a two-day-old copy of the</w:t>
+      </w:r>
+      <w:r>
+        <w:t xml:space="preserve"> </w:t>
+      </w:r>
+      <w:r>
+        <w:t xml:space="preserve">program, so three of them reported faults that were not real — the old program</w:t>
+      </w:r>
+      <w:r>
+        <w:t xml:space="preserve"> </w:t>
+      </w:r>
+      <w:r>
+        <w:t xml:space="preserve">disagreeing with the corrected reference.</w:t>
+      </w:r>
+    </w:p>
+    <w:p>
+      <w:pPr>
+        <w:pStyle w:val="BodyText"/>
+      </w:pPr>
+      <w:r>
+        <w:t xml:space="preserve">All three of the missing checks pass. Nothing was hiding behind them. But for</w:t>
+      </w:r>
+      <w:r>
+        <w:t xml:space="preserve"> </w:t>
+      </w:r>
+      <w:r>
+        <w:t xml:space="preserve">two days this digest’s own figure,</w:t>
+      </w:r>
+      <w:r>
+        <w:t xml:space="preserve"> </w:t>
+      </w:r>
+      <w:r>
+        <w:t xml:space="preserve">“automatic checks, all passing”</w:t>
+      </w:r>
+      <w:r>
+        <w:t xml:space="preserve">, counted</w:t>
+      </w:r>
+      <w:r>
+        <w:t xml:space="preserve"> </w:t>
+      </w:r>
+      <w:r>
+        <w:t xml:space="preserve">checks that had never executed, and no one could have produced that number</w:t>
+      </w:r>
+      <w:r>
+        <w:t xml:space="preserve"> </w:t>
+      </w:r>
+      <w:r>
+        <w:t xml:space="preserve">from the project itself.</w:t>
+      </w:r>
+    </w:p>
+    <w:p>
+      <w:pPr>
+        <w:pStyle w:val="BodyText"/>
+      </w:pPr>
+      <w:r>
+        <w:t xml:space="preserve">There is a check for this now. It refuses to proceed if the build folder is</w:t>
+      </w:r>
+      <w:r>
+        <w:t xml:space="preserve"> </w:t>
+      </w:r>
+      <w:r>
+        <w:t xml:space="preserve">older than the files describing it, or if a check exists that nothing runs.</w:t>
       </w:r>
     </w:p>
     <w:bookmarkEnd w:id="10"/>
-    <w:bookmarkStart w:id="11" w:name="Xff3bda3eef6d80ceb4b0f6ace32f5f32ddd436a"/>
+    <w:bookmarkStart w:id="11" w:name="X886a14b489c7c295fd3f45844dde5efdce9637b"/>
     <w:p>
       <w:pPr>
         <w:pStyle w:val="Heading3"/>
       </w:pPr>
       <w:r>
-        <w:t xml:space="preserve">The first step for a beginner, measured at last</w:t>
+        <w:t xml:space="preserve">The engines are fixed; the dictionary they wrote still holds the old answers</w:t>
       </w:r>
     </w:p>
     <w:p>
@@ -453,31 +508,38 @@
         <w:pStyle w:val="FirstParagraph"/>
       </w:pPr>
       <w:r>
-        <w:t xml:space="preserve">On a hike in September I asked for the one thing a beginner needs first:</w:t>
-      </w:r>
-      <w:r>
-        <w:t xml:space="preserve"> </w:t>
-      </w:r>
-      <w:r>
-        <w:t xml:space="preserve">being able to tell where one word stops and the next begins. That work had</w:t>
-      </w:r>
-      <w:r>
-        <w:t xml:space="preserve"> </w:t>
-      </w:r>
-      <w:r>
-        <w:t xml:space="preserve">been blocked since, because two honest attempts to count word frequency had</w:t>
-      </w:r>
-      <w:r>
-        <w:t xml:space="preserve"> </w:t>
-      </w:r>
-      <w:r>
-        <w:t xml:space="preserve">disagreed by two and a half times, and a rule was set that no figure could be</w:t>
-      </w:r>
-      <w:r>
-        <w:t xml:space="preserve"> </w:t>
-      </w:r>
-      <w:r>
-        <w:t xml:space="preserve">published until the disagreement was settled.</w:t>
+        <w:t xml:space="preserve">Worth being plain about, because it is visible on screen today. Fixing an</w:t>
+      </w:r>
+      <w:r>
+        <w:t xml:space="preserve"> </w:t>
+      </w:r>
+      <w:r>
+        <w:t xml:space="preserve">engine does not correct what that engine wrote earlier. The spellings in our</w:t>
+      </w:r>
+      <w:r>
+        <w:t xml:space="preserve"> </w:t>
+      </w:r>
+      <w:r>
+        <w:t xml:space="preserve">dictionary were generated once and stored, so the corrections described above</w:t>
+      </w:r>
+      <w:r>
+        <w:t xml:space="preserve"> </w:t>
+      </w:r>
+      <w:r>
+        <w:t xml:space="preserve">reach anything rendered from now on and reach</w:t>
+      </w:r>
+      <w:r>
+        <w:t xml:space="preserve"> </w:t>
+      </w:r>
+      <w:r>
+        <w:rPr>
+          <w:b/>
+          <w:bCs/>
+        </w:rPr>
+        <w:t xml:space="preserve">nothing already saved</w:t>
+      </w:r>
+      <w:r>
+        <w:t xml:space="preserve">.</w:t>
       </w:r>
     </w:p>
     <w:p>
@@ -485,7 +547,32 @@
         <w:pStyle w:val="BodyText"/>
       </w:pPr>
       <w:r>
-        <w:t xml:space="preserve">It is settled, and the answer is measured:</w:t>
+        <w:t xml:space="preserve">Measured against all 105,634 entries: 97,432 already agree with the corrected</w:t>
+      </w:r>
+      <w:r>
+        <w:t xml:space="preserve"> </w:t>
+      </w:r>
+      <w:r>
+        <w:t xml:space="preserve">engine, and</w:t>
+      </w:r>
+      <w:r>
+        <w:t xml:space="preserve"> </w:t>
+      </w:r>
+      <w:r>
+        <w:rPr>
+          <w:b/>
+          <w:bCs/>
+        </w:rPr>
+        <w:t xml:space="preserve">1,946 do not</w:t>
+      </w:r>
+      <w:r>
+        <w:t xml:space="preserve">. They sort into three piles, and the sorting is</w:t>
+      </w:r>
+      <w:r>
+        <w:t xml:space="preserve"> </w:t>
+      </w:r>
+      <w:r>
+        <w:t xml:space="preserve">the useful part:</w:t>
       </w:r>
     </w:p>
     <w:p>
@@ -501,19 +588,91 @@
           <w:b/>
           <w:bCs/>
         </w:rPr>
-        <w:t xml:space="preserve">The most common 2,000 words cover 76% of everything we hold.</w:t>
-      </w:r>
-      <w:r>
-        <w:t xml:space="preserve"> </w:t>
-      </w:r>
-      <w:r>
-        <w:t xml:space="preserve">The most</w:t>
-      </w:r>
-      <w:r>
-        <w:t xml:space="preserve"> </w:t>
-      </w:r>
-      <w:r>
-        <w:t xml:space="preserve">common 4,000 cover 86%.</w:t>
+        <w:t xml:space="preserve">627 are safe to correct mechanically, 38 of them Geshe Michael’s own</w:t>
+      </w:r>
+      <w:r>
+        <w:rPr>
+          <w:b/>
+          <w:bCs/>
+        </w:rPr>
+        <w:t xml:space="preserve"> </w:t>
+      </w:r>
+      <w:r>
+        <w:rPr>
+          <w:b/>
+          <w:bCs/>
+        </w:rPr>
+        <w:t xml:space="preserve">entries.</w:t>
+      </w:r>
+      <w:r>
+        <w:t xml:space="preserve"> </w:t>
+      </w:r>
+      <w:r>
+        <w:t xml:space="preserve">These are the words where the old engine could not read the</w:t>
+      </w:r>
+      <w:r>
+        <w:t xml:space="preserve"> </w:t>
+      </w:r>
+      <w:r>
+        <w:t xml:space="preserve">spelling and gave up, leaving a typewriter hyphen sitting inside the Tibetan</w:t>
+      </w:r>
+      <w:r>
+        <w:t xml:space="preserve"> </w:t>
+      </w:r>
+      <w:r>
+        <w:t xml:space="preserve">—</w:t>
+      </w:r>
+      <w:r>
+        <w:t xml:space="preserve"> </w:t>
+      </w:r>
+      <w:r>
+        <w:rPr>
+          <w:rStyle w:val="VerbatimChar"/>
+        </w:rPr>
+        <w:t xml:space="preserve">ལོག་ག-ཡེམ</w:t>
+      </w:r>
+      <w:r>
+        <w:t xml:space="preserve"> </w:t>
+      </w:r>
+      <w:r>
+        <w:t xml:space="preserve">rather than</w:t>
+      </w:r>
+      <w:r>
+        <w:t xml:space="preserve"> </w:t>
+      </w:r>
+      <w:r>
+        <w:rPr>
+          <w:rStyle w:val="VerbatimChar"/>
+        </w:rPr>
+        <w:t xml:space="preserve">ལོག་གཡེམ</w:t>
+      </w:r>
+      <w:r>
+        <w:t xml:space="preserve">. That one is</w:t>
+      </w:r>
+      <w:r>
+        <w:t xml:space="preserve"> </w:t>
+      </w:r>
+      <w:r>
+        <w:rPr>
+          <w:i/>
+          <w:iCs/>
+        </w:rPr>
+        <w:t xml:space="preserve">sexual misconduct</w:t>
+      </w:r>
+      <w:r>
+        <w:t xml:space="preserve">, which</w:t>
+      </w:r>
+      <w:r>
+        <w:t xml:space="preserve"> </w:t>
+      </w:r>
+      <w:r>
+        <w:t xml:space="preserve">is core vocabulary in this very course. Five of them are in the phone’s</w:t>
+      </w:r>
+      <w:r>
+        <w:t xml:space="preserve"> </w:t>
+      </w:r>
+      <w:r>
+        <w:t xml:space="preserve">current practice pack.</w:t>
       </w:r>
     </w:p>
     <w:p>
@@ -529,19 +688,25 @@
           <w:b/>
           <w:bCs/>
         </w:rPr>
-        <w:t xml:space="preserve">Thirty-two connecting particles alone are a fifth of all running text.</w:t>
-      </w:r>
-      <w:r>
-        <w:t xml:space="preserve"> </w:t>
-      </w:r>
-      <w:r>
-        <w:t xml:space="preserve">Those are exactly the small words that show a reader where one word ends —</w:t>
-      </w:r>
-      <w:r>
-        <w:t xml:space="preserve"> </w:t>
-      </w:r>
-      <w:r>
-        <w:t xml:space="preserve">the cheapest thing on the list, and the first thing to teach.</w:t>
+        <w:t xml:space="preserve">564 must be left alone.</w:t>
+      </w:r>
+      <w:r>
+        <w:t xml:space="preserve"> </w:t>
+      </w:r>
+      <w:r>
+        <w:t xml:space="preserve">They look wrong to a machine and are not: the</w:t>
+      </w:r>
+      <w:r>
+        <w:t xml:space="preserve"> </w:t>
+      </w:r>
+      <w:r>
+        <w:t xml:space="preserve">stored value is a headword followed by its variants, and a blanket rebuild</w:t>
+      </w:r>
+      <w:r>
+        <w:t xml:space="preserve"> </w:t>
+      </w:r>
+      <w:r>
+        <w:t xml:space="preserve">would delete the variants.</w:t>
       </w:r>
     </w:p>
     <w:p>
@@ -553,13 +718,29 @@
         </w:numPr>
       </w:pPr>
       <w:r>
-        <w:t xml:space="preserve">The choice that was feared would move the answer moves it by three or four</w:t>
-      </w:r>
-      <w:r>
-        <w:t xml:space="preserve"> </w:t>
-      </w:r>
-      <w:r>
-        <w:t xml:space="preserve">points, not by two and a half times.</w:t>
+        <w:rPr>
+          <w:b/>
+          <w:bCs/>
+        </w:rPr>
+        <w:t xml:space="preserve">755 need a person, 47 of them Geshe Michael’s own.</w:t>
+      </w:r>
+      <w:r>
+        <w:t xml:space="preserve"> </w:t>
+      </w:r>
+      <w:r>
+        <w:t xml:space="preserve">Neither side can be</w:t>
+      </w:r>
+      <w:r>
+        <w:t xml:space="preserve"> </w:t>
+      </w:r>
+      <w:r>
+        <w:t xml:space="preserve">trusted blind — sometimes the stored spelling is right and the engine’s</w:t>
+      </w:r>
+      <w:r>
+        <w:t xml:space="preserve"> </w:t>
+      </w:r>
+      <w:r>
+        <w:t xml:space="preserve">reading of it is wrong.</w:t>
       </w:r>
     </w:p>
     <w:p>
@@ -567,56 +748,51 @@
         <w:pStyle w:val="FirstParagraph"/>
       </w:pPr>
       <w:r>
-        <w:t xml:space="preserve">I published the first version of these figures and</w:t>
-      </w:r>
-      <w:r>
-        <w:t xml:space="preserve"> </w:t>
-      </w:r>
-      <w:r>
-        <w:rPr>
-          <w:b/>
-          <w:bCs/>
-        </w:rPr>
-        <w:t xml:space="preserve">they were wrong by three</w:t>
-      </w:r>
-      <w:r>
-        <w:rPr>
-          <w:b/>
-          <w:bCs/>
-        </w:rPr>
-        <w:t xml:space="preserve"> </w:t>
-      </w:r>
-      <w:r>
-        <w:rPr>
-          <w:b/>
-          <w:bCs/>
-        </w:rPr>
-        <w:t xml:space="preserve">points</w:t>
-      </w:r>
-      <w:r>
-        <w:t xml:space="preserve">. Two spellings of the same word were being counted separately, and it</w:t>
-      </w:r>
-      <w:r>
-        <w:t xml:space="preserve"> </w:t>
-      </w:r>
-      <w:r>
-        <w:t xml:space="preserve">was visible on the first line of output. The page now carries the wrong</w:t>
-      </w:r>
-      <w:r>
-        <w:t xml:space="preserve"> </w:t>
-      </w:r>
-      <w:r>
-        <w:t xml:space="preserve">numbers and the reason beside the right ones.</w:t>
+        <w:rPr>
+          <w:b/>
+          <w:bCs/>
+        </w:rPr>
+        <w:t xml:space="preserve">This is not ours to fix, and we have not touched it.</w:t>
+      </w:r>
+      <w:r>
+        <w:t xml:space="preserve"> </w:t>
+      </w:r>
+      <w:r>
+        <w:t xml:space="preserve">The tool imports the</w:t>
+      </w:r>
+      <w:r>
+        <w:t xml:space="preserve"> </w:t>
+      </w:r>
+      <w:r>
+        <w:t xml:space="preserve">dictionary; it does not own it. What we can hand over is the work order, and</w:t>
+      </w:r>
+      <w:r>
+        <w:t xml:space="preserve"> </w:t>
+      </w:r>
+      <w:r>
+        <w:t xml:space="preserve">that is written: every entry listed, with its current value, the corrected</w:t>
+      </w:r>
+      <w:r>
+        <w:t xml:space="preserve"> </w:t>
+      </w:r>
+      <w:r>
+        <w:t xml:space="preserve">value, and which of the three piles it belongs in. It regenerates from any</w:t>
+      </w:r>
+      <w:r>
+        <w:t xml:space="preserve"> </w:t>
+      </w:r>
+      <w:r>
+        <w:t xml:space="preserve">version of the dictionary, so it does not go stale while it waits.</w:t>
       </w:r>
     </w:p>
     <w:bookmarkEnd w:id="11"/>
-    <w:bookmarkStart w:id="12" w:name="course-5-alignment-resumed"/>
+    <w:bookmarkStart w:id="12" w:name="X4b293b80fc3c397f9a7ffc9de0d939f2ebf879b"/>
     <w:p>
       <w:pPr>
         <w:pStyle w:val="Heading3"/>
       </w:pPr>
       <w:r>
-        <w:t xml:space="preserve">Course 5 alignment resumed</w:t>
+        <w:t xml:space="preserve">Thirty-seven things are not faults, and they are now five questions</w:t>
       </w:r>
     </w:p>
     <w:p>
@@ -624,38 +800,44 @@
         <w:pStyle w:val="FirstParagraph"/>
       </w:pPr>
       <w:r>
-        <w:t xml:space="preserve">The full-depth reading of Course 5 stopped on 8 September at segment 165 of</w:t>
-      </w:r>
-      <w:r>
-        <w:t xml:space="preserve"> </w:t>
-      </w:r>
-      <w:r>
-        <w:t xml:space="preserve">511, at my call, while the app went toward release. It has started again.</w:t>
-      </w:r>
-      <w:r>
-        <w:t xml:space="preserve"> </w:t>
-      </w:r>
-      <w:r>
-        <w:rPr>
-          <w:b/>
-          <w:bCs/>
-        </w:rPr>
-        <w:t xml:space="preserve">Segment 171 of 511 now</w:t>
-      </w:r>
-      <w:r>
-        <w:t xml:space="preserve">, two pages done to the full</w:t>
-      </w:r>
-      <w:r>
-        <w:t xml:space="preserve"> </w:t>
-      </w:r>
-      <w:r>
-        <w:t xml:space="preserve">standard: two independent analysts on each sentence, their disagreements</w:t>
-      </w:r>
-      <w:r>
-        <w:t xml:space="preserve"> </w:t>
-      </w:r>
-      <w:r>
-        <w:t xml:space="preserve">settled by a third against the evidence already banked.</w:t>
+        <w:t xml:space="preserve">The other 37 are places where Duff describes Tibetan one way and our software</w:t>
+      </w:r>
+      <w:r>
+        <w:t xml:space="preserve"> </w:t>
+      </w:r>
+      <w:r>
+        <w:t xml:space="preserve">models it another. Nothing is broken; something is unmodelled, and whether to</w:t>
+      </w:r>
+      <w:r>
+        <w:t xml:space="preserve"> </w:t>
+      </w:r>
+      <w:r>
+        <w:t xml:space="preserve">model it is a decision rather than a repair. Left as a list of 37 they read as</w:t>
+      </w:r>
+      <w:r>
+        <w:t xml:space="preserve"> </w:t>
+      </w:r>
+      <w:r>
+        <w:t xml:space="preserve">a mess. They are not: they collapse into</w:t>
+      </w:r>
+      <w:r>
+        <w:t xml:space="preserve"> </w:t>
+      </w:r>
+      <w:r>
+        <w:rPr>
+          <w:b/>
+          <w:bCs/>
+        </w:rPr>
+        <w:t xml:space="preserve">five questions</w:t>
+      </w:r>
+      <w:r>
+        <w:t xml:space="preserve">, and answering</w:t>
+      </w:r>
+      <w:r>
+        <w:t xml:space="preserve"> </w:t>
+      </w:r>
+      <w:r>
+        <w:t xml:space="preserve">those five closes all of them. That brief is written and waiting for you.</w:t>
       </w:r>
     </w:p>
     <w:p>
@@ -663,59 +845,54 @@
         <w:pStyle w:val="BodyText"/>
       </w:pPr>
       <w:r>
-        <w:t xml:space="preserve">On one sentence the two analysts agreed on only 25 of 44 alignments, which is</w:t>
-      </w:r>
-      <w:r>
-        <w:t xml:space="preserve"> </w:t>
-      </w:r>
-      <w:r>
-        <w:t xml:space="preserve">what the two-reader method is for. Two proposed alignments were</w:t>
-      </w:r>
-      <w:r>
-        <w:t xml:space="preserve"> </w:t>
-      </w:r>
-      <w:r>
-        <w:rPr>
-          <w:b/>
-          <w:bCs/>
-        </w:rPr>
-        <w:t xml:space="preserve">dropped</w:t>
-      </w:r>
-      <w:r>
-        <w:rPr>
-          <w:b/>
-          <w:bCs/>
-        </w:rPr>
-        <w:t xml:space="preserve"> </w:t>
-      </w:r>
-      <w:r>
-        <w:rPr>
-          <w:b/>
-          <w:bCs/>
-        </w:rPr>
-        <w:t xml:space="preserve">rather than banked</w:t>
-      </w:r>
-      <w:r>
-        <w:t xml:space="preserve"> </w:t>
-      </w:r>
-      <w:r>
-        <w:t xml:space="preserve">— each would have passed every automatic check and still</w:t>
-      </w:r>
-      <w:r>
-        <w:t xml:space="preserve"> </w:t>
-      </w:r>
-      <w:r>
-        <w:t xml:space="preserve">been false.</w:t>
+        <w:rPr>
+          <w:b/>
+          <w:bCs/>
+        </w:rPr>
+        <w:t xml:space="preserve">Three of Duff’s rules were measured and deliberately NOT implemented</w:t>
+      </w:r>
+      <w:r>
+        <w:t xml:space="preserve">,</w:t>
+      </w:r>
+      <w:r>
+        <w:t xml:space="preserve"> </w:t>
+      </w:r>
+      <w:r>
+        <w:t xml:space="preserve">because doing what the book says would have made the tool worse. One example:</w:t>
+      </w:r>
+      <w:r>
+        <w:t xml:space="preserve"> </w:t>
+      </w:r>
+      <w:r>
+        <w:t xml:space="preserve">enforcing the classical rule about which letters may end a word would have</w:t>
+      </w:r>
+      <w:r>
+        <w:t xml:space="preserve"> </w:t>
+      </w:r>
+      <w:r>
+        <w:t xml:space="preserve">made the program refuse 175 correct entries — Sanskrit written in Tibetan</w:t>
+      </w:r>
+      <w:r>
+        <w:t xml:space="preserve"> </w:t>
+      </w:r>
+      <w:r>
+        <w:t xml:space="preserve">letters, where the rule does not apply. The measurements are recorded so the</w:t>
+      </w:r>
+      <w:r>
+        <w:t xml:space="preserve"> </w:t>
+      </w:r>
+      <w:r>
+        <w:t xml:space="preserve">question is not re-opened without new evidence.</w:t>
       </w:r>
     </w:p>
     <w:bookmarkEnd w:id="12"/>
-    <w:bookmarkStart w:id="13" w:name="Xda1605686ec9fabace19c5ed361f9e197176c21"/>
+    <w:bookmarkStart w:id="13" w:name="Xff3bda3eef6d80ceb4b0f6ace32f5f32ddd436a"/>
     <w:p>
       <w:pPr>
         <w:pStyle w:val="Heading3"/>
       </w:pPr>
       <w:r>
-        <w:t xml:space="preserve">A defect in Geshe Michael’s dictionary, found by reading the screen</w:t>
+        <w:t xml:space="preserve">The first step for a beginner, measured at last</w:t>
       </w:r>
     </w:p>
     <w:p>
@@ -723,136 +900,31 @@
         <w:pStyle w:val="FirstParagraph"/>
       </w:pPr>
       <w:r>
-        <w:t xml:space="preserve">I noticed the program showing the word</w:t>
-      </w:r>
-      <w:r>
-        <w:t xml:space="preserve"> </w:t>
-      </w:r>
-      <w:r>
-        <w:rPr>
-          <w:i/>
-          <w:iCs/>
-        </w:rPr>
-        <w:t xml:space="preserve">gus</w:t>
-      </w:r>
-      <w:r>
-        <w:t xml:space="preserve"> </w:t>
-      </w:r>
-      <w:r>
-        <w:t xml:space="preserve">— reverence — as</w:t>
-      </w:r>
-      <w:r>
-        <w:t xml:space="preserve"> </w:t>
-      </w:r>
-      <w:r>
-        <w:t xml:space="preserve">“i”</w:t>
-      </w:r>
-      <w:r>
-        <w:t xml:space="preserve">. It is</w:t>
-      </w:r>
-      <w:r>
-        <w:t xml:space="preserve"> </w:t>
-      </w:r>
-      <w:r>
-        <w:t xml:space="preserve">not the program’s doing: the dictionary itself stores</w:t>
-      </w:r>
-      <w:r>
-        <w:t xml:space="preserve"> </w:t>
-      </w:r>
-      <w:r>
-        <w:t xml:space="preserve">“i”</w:t>
-      </w:r>
-      <w:r>
-        <w:t xml:space="preserve"> </w:t>
-      </w:r>
-      <w:r>
-        <w:t xml:space="preserve">first for that word.</w:t>
-      </w:r>
-      <w:r>
-        <w:t xml:space="preserve"> </w:t>
-      </w:r>
-      <w:r>
-        <w:t xml:space="preserve">Measured: of 12,004 entries, ten lead with a single letter, and</w:t>
-      </w:r>
-      <w:r>
-        <w:t xml:space="preserve"> </w:t>
-      </w:r>
-      <w:r>
-        <w:rPr>
-          <w:b/>
-          <w:bCs/>
-        </w:rPr>
-        <w:t xml:space="preserve">eight of the</w:t>
-      </w:r>
-      <w:r>
-        <w:rPr>
-          <w:b/>
-          <w:bCs/>
-        </w:rPr>
-        <w:t xml:space="preserve"> </w:t>
-      </w:r>
-      <w:r>
-        <w:rPr>
-          <w:b/>
-          <w:bCs/>
-        </w:rPr>
-        <w:t xml:space="preserve">ten are correct</w:t>
-      </w:r>
-      <w:r>
-        <w:t xml:space="preserve"> </w:t>
-      </w:r>
-      <w:r>
-        <w:t xml:space="preserve">—</w:t>
-      </w:r>
-      <w:r>
-        <w:t xml:space="preserve"> </w:t>
-      </w:r>
-      <w:r>
-        <w:t xml:space="preserve">“i”</w:t>
-      </w:r>
-      <w:r>
-        <w:t xml:space="preserve"> </w:t>
-      </w:r>
-      <w:r>
-        <w:t xml:space="preserve">is the pronoun</w:t>
-      </w:r>
-      <w:r>
-        <w:t xml:space="preserve"> </w:t>
-      </w:r>
-      <w:r>
-        <w:rPr>
-          <w:i/>
-          <w:iCs/>
-        </w:rPr>
-        <w:t xml:space="preserve">I</w:t>
-      </w:r>
-      <w:r>
-        <w:t xml:space="preserve"> </w:t>
-      </w:r>
-      <w:r>
-        <w:t xml:space="preserve">stored in lower case, and several</w:t>
-      </w:r>
-      <w:r>
-        <w:t xml:space="preserve"> </w:t>
-      </w:r>
-      <w:r>
-        <w:t xml:space="preserve">Tibetan particles genuinely correspond to English endings. Two are wrong,</w:t>
-      </w:r>
-      <w:r>
-        <w:t xml:space="preserve"> </w:t>
-      </w:r>
-      <w:r>
-        <w:rPr>
-          <w:i/>
-          <w:iCs/>
-        </w:rPr>
-        <w:t xml:space="preserve">gus</w:t>
-      </w:r>
-      <w:r>
-        <w:t xml:space="preserve"> </w:t>
-      </w:r>
-      <w:r>
-        <w:t xml:space="preserve">among them.</w:t>
+        <w:t xml:space="preserve">On a hike in September I asked for the one thing a beginner needs first:</w:t>
+      </w:r>
+      <w:r>
+        <w:t xml:space="preserve"> </w:t>
+      </w:r>
+      <w:r>
+        <w:t xml:space="preserve">being able to tell where one word stops and the next begins. That work had</w:t>
+      </w:r>
+      <w:r>
+        <w:t xml:space="preserve"> </w:t>
+      </w:r>
+      <w:r>
+        <w:t xml:space="preserve">been blocked since, because two honest attempts to count word frequency had</w:t>
+      </w:r>
+      <w:r>
+        <w:t xml:space="preserve"> </w:t>
+      </w:r>
+      <w:r>
+        <w:t xml:space="preserve">disagreed by two and a half times, and a rule was set that no figure could be</w:t>
+      </w:r>
+      <w:r>
+        <w:t xml:space="preserve"> </w:t>
+      </w:r>
+      <w:r>
+        <w:t xml:space="preserve">published until the disagreement was settled.</w:t>
       </w:r>
     </w:p>
     <w:p>
@@ -860,51 +932,7 @@
         <w:pStyle w:val="BodyText"/>
       </w:pPr>
       <w:r>
-        <w:t xml:space="preserve">That question also produced a tool: a way to narrow 11,968 entries to 55 worth</w:t>
-      </w:r>
-      <w:r>
-        <w:t xml:space="preserve"> </w:t>
-      </w:r>
-      <w:r>
-        <w:t xml:space="preserve">a person’s eye. Reading those 55 found</w:t>
-      </w:r>
-      <w:r>
-        <w:t xml:space="preserve"> </w:t>
-      </w:r>
-      <w:r>
-        <w:rPr>
-          <w:b/>
-          <w:bCs/>
-        </w:rPr>
-        <w:t xml:space="preserve">ten glosses that do not describe their</w:t>
-      </w:r>
-      <w:r>
-        <w:rPr>
-          <w:b/>
-          <w:bCs/>
-        </w:rPr>
-        <w:t xml:space="preserve"> </w:t>
-      </w:r>
-      <w:r>
-        <w:rPr>
-          <w:b/>
-          <w:bCs/>
-        </w:rPr>
-        <w:t xml:space="preserve">headword</w:t>
-      </w:r>
-      <w:r>
-        <w:t xml:space="preserve">, each confirmed against two independent dictionaries.</w:t>
-      </w:r>
-    </w:p>
-    <w:bookmarkEnd w:id="13"/>
-    <w:bookmarkEnd w:id="14"/>
-    <w:bookmarkStart w:id="15" w:name="adams-decisions-and-actions"/>
-    <w:p>
-      <w:pPr>
-        <w:pStyle w:val="Heading2"/>
-      </w:pPr>
-      <w:r>
-        <w:t xml:space="preserve">Adam’s decisions and actions</w:t>
+        <w:t xml:space="preserve">It is settled, and the answer is measured:</w:t>
       </w:r>
     </w:p>
     <w:p>
@@ -916,44 +944,23 @@
         </w:numPr>
       </w:pPr>
       <w:r>
-        <w:t xml:space="preserve">Ruled that</w:t>
-      </w:r>
-      <w:r>
-        <w:t xml:space="preserve"> </w:t>
-      </w:r>
-      <w:r>
-        <w:rPr>
-          <w:b/>
-          <w:bCs/>
-        </w:rPr>
-        <w:t xml:space="preserve">Tony Duff’s dictionaries are to be trusted above Hopkins</w:t>
-      </w:r>
-      <w:r>
-        <w:t xml:space="preserve">, on</w:t>
-      </w:r>
-      <w:r>
-        <w:t xml:space="preserve"> </w:t>
-      </w:r>
-      <w:r>
-        <w:t xml:space="preserve">reliability and on register — Hopkins’s scholarly English is not the voice</w:t>
-      </w:r>
-      <w:r>
-        <w:t xml:space="preserve"> </w:t>
-      </w:r>
-      <w:r>
-        <w:t xml:space="preserve">this project wants. Recorded, with two things it does not change: Geshe</w:t>
-      </w:r>
-      <w:r>
-        <w:t xml:space="preserve"> </w:t>
-      </w:r>
-      <w:r>
-        <w:t xml:space="preserve">Michael’s own English stays binding above every reference work, and trust is</w:t>
-      </w:r>
-      <w:r>
-        <w:t xml:space="preserve"> </w:t>
-      </w:r>
-      <w:r>
-        <w:t xml:space="preserve">not a licence — the Illuminator is asked for, not yet obtained.</w:t>
+        <w:rPr>
+          <w:b/>
+          <w:bCs/>
+        </w:rPr>
+        <w:t xml:space="preserve">The most common 2,000 words cover 76% of everything we hold.</w:t>
+      </w:r>
+      <w:r>
+        <w:t xml:space="preserve"> </w:t>
+      </w:r>
+      <w:r>
+        <w:t xml:space="preserve">The most</w:t>
+      </w:r>
+      <w:r>
+        <w:t xml:space="preserve"> </w:t>
+      </w:r>
+      <w:r>
+        <w:t xml:space="preserve">common 4,000 cover 86%.</w:t>
       </w:r>
     </w:p>
     <w:p>
@@ -965,23 +972,23 @@
         </w:numPr>
       </w:pPr>
       <w:r>
-        <w:t xml:space="preserve">Paused release work and directed that the</w:t>
-      </w:r>
-      <w:r>
-        <w:t xml:space="preserve"> </w:t>
-      </w:r>
-      <w:r>
-        <w:rPr>
-          <w:b/>
-          <w:bCs/>
-        </w:rPr>
-        <w:t xml:space="preserve">alignment and the dictionary</w:t>
-      </w:r>
-      <w:r>
-        <w:t xml:space="preserve"> </w:t>
-      </w:r>
-      <w:r>
-        <w:t xml:space="preserve">are the focus.</w:t>
+        <w:rPr>
+          <w:b/>
+          <w:bCs/>
+        </w:rPr>
+        <w:t xml:space="preserve">Thirty-two connecting particles alone are a fifth of all running text.</w:t>
+      </w:r>
+      <w:r>
+        <w:t xml:space="preserve"> </w:t>
+      </w:r>
+      <w:r>
+        <w:t xml:space="preserve">Those are exactly the small words that show a reader where one word ends —</w:t>
+      </w:r>
+      <w:r>
+        <w:t xml:space="preserve"> </w:t>
+      </w:r>
+      <w:r>
+        <w:t xml:space="preserve">the cheapest thing on the list, and the first thing to teach.</w:t>
       </w:r>
     </w:p>
     <w:p>
@@ -993,7 +1000,203 @@
         </w:numPr>
       </w:pPr>
       <w:r>
-        <w:t xml:space="preserve">Found the</w:t>
+        <w:t xml:space="preserve">The choice that was feared would move the answer moves it by three or four</w:t>
+      </w:r>
+      <w:r>
+        <w:t xml:space="preserve"> </w:t>
+      </w:r>
+      <w:r>
+        <w:t xml:space="preserve">points, not by two and a half times.</w:t>
+      </w:r>
+    </w:p>
+    <w:p>
+      <w:pPr>
+        <w:pStyle w:val="FirstParagraph"/>
+      </w:pPr>
+      <w:r>
+        <w:t xml:space="preserve">I published the first version of these figures and</w:t>
+      </w:r>
+      <w:r>
+        <w:t xml:space="preserve"> </w:t>
+      </w:r>
+      <w:r>
+        <w:rPr>
+          <w:b/>
+          <w:bCs/>
+        </w:rPr>
+        <w:t xml:space="preserve">they were wrong by three</w:t>
+      </w:r>
+      <w:r>
+        <w:rPr>
+          <w:b/>
+          <w:bCs/>
+        </w:rPr>
+        <w:t xml:space="preserve"> </w:t>
+      </w:r>
+      <w:r>
+        <w:rPr>
+          <w:b/>
+          <w:bCs/>
+        </w:rPr>
+        <w:t xml:space="preserve">points</w:t>
+      </w:r>
+      <w:r>
+        <w:t xml:space="preserve">. Two spellings of the same word were being counted separately, and it</w:t>
+      </w:r>
+      <w:r>
+        <w:t xml:space="preserve"> </w:t>
+      </w:r>
+      <w:r>
+        <w:t xml:space="preserve">was visible on the first line of output. The page now carries the wrong</w:t>
+      </w:r>
+      <w:r>
+        <w:t xml:space="preserve"> </w:t>
+      </w:r>
+      <w:r>
+        <w:t xml:space="preserve">numbers and the reason beside the right ones.</w:t>
+      </w:r>
+    </w:p>
+    <w:bookmarkEnd w:id="13"/>
+    <w:bookmarkStart w:id="14" w:name="course-5-alignment-resumed"/>
+    <w:p>
+      <w:pPr>
+        <w:pStyle w:val="Heading3"/>
+      </w:pPr>
+      <w:r>
+        <w:t xml:space="preserve">Course 5 alignment resumed</w:t>
+      </w:r>
+    </w:p>
+    <w:p>
+      <w:pPr>
+        <w:pStyle w:val="FirstParagraph"/>
+      </w:pPr>
+      <w:r>
+        <w:t xml:space="preserve">The full-depth reading of Course 5 stopped on 8 September at segment 165 of</w:t>
+      </w:r>
+      <w:r>
+        <w:t xml:space="preserve"> </w:t>
+      </w:r>
+      <w:r>
+        <w:t xml:space="preserve">511, at my call, while the app went toward release. It has started again.</w:t>
+      </w:r>
+      <w:r>
+        <w:t xml:space="preserve"> </w:t>
+      </w:r>
+      <w:r>
+        <w:rPr>
+          <w:b/>
+          <w:bCs/>
+        </w:rPr>
+        <w:t xml:space="preserve">Segment 180 of 511 now</w:t>
+      </w:r>
+      <w:r>
+        <w:t xml:space="preserve">, five pages done to the full</w:t>
+      </w:r>
+      <w:r>
+        <w:t xml:space="preserve"> </w:t>
+      </w:r>
+      <w:r>
+        <w:t xml:space="preserve">standard: two independent analysts on each sentence, their disagreements</w:t>
+      </w:r>
+      <w:r>
+        <w:t xml:space="preserve"> </w:t>
+      </w:r>
+      <w:r>
+        <w:t xml:space="preserve">settled by a third against the evidence already banked.</w:t>
+      </w:r>
+    </w:p>
+    <w:p>
+      <w:pPr>
+        <w:pStyle w:val="BodyText"/>
+      </w:pPr>
+      <w:r>
+        <w:t xml:space="preserve">On one sentence the two analysts agreed on only 25 of 44 alignments, which is</w:t>
+      </w:r>
+      <w:r>
+        <w:t xml:space="preserve"> </w:t>
+      </w:r>
+      <w:r>
+        <w:t xml:space="preserve">what the two-reader method is for. Several proposed alignments were</w:t>
+      </w:r>
+      <w:r>
+        <w:t xml:space="preserve"> </w:t>
+      </w:r>
+      <w:r>
+        <w:rPr>
+          <w:b/>
+          <w:bCs/>
+        </w:rPr>
+        <w:t xml:space="preserve">dropped</w:t>
+      </w:r>
+      <w:r>
+        <w:rPr>
+          <w:b/>
+          <w:bCs/>
+        </w:rPr>
+        <w:t xml:space="preserve"> </w:t>
+      </w:r>
+      <w:r>
+        <w:rPr>
+          <w:b/>
+          <w:bCs/>
+        </w:rPr>
+        <w:t xml:space="preserve">rather than banked</w:t>
+      </w:r>
+      <w:r>
+        <w:t xml:space="preserve"> </w:t>
+      </w:r>
+      <w:r>
+        <w:t xml:space="preserve">— each would have passed every automatic check and still</w:t>
+      </w:r>
+      <w:r>
+        <w:t xml:space="preserve"> </w:t>
+      </w:r>
+      <w:r>
+        <w:t xml:space="preserve">been false. On one sentence alone there were four.</w:t>
+      </w:r>
+    </w:p>
+    <w:p>
+      <w:pPr>
+        <w:pStyle w:val="BodyText"/>
+      </w:pPr>
+      <w:r>
+        <w:t xml:space="preserve">The layer has also become old enough to answer questions about itself. Two</w:t>
+      </w:r>
+      <w:r>
+        <w:t xml:space="preserve"> </w:t>
+      </w:r>
+      <w:r>
+        <w:t xml:space="preserve">analysts disagreed over how deep one word sat; the reconciler found the same</w:t>
+      </w:r>
+      <w:r>
+        <w:t xml:space="preserve"> </w:t>
+      </w:r>
+      <w:r>
+        <w:t xml:space="preserve">clause already read and banked eight sentences earlier, and let that settle</w:t>
+      </w:r>
+      <w:r>
+        <w:t xml:space="preserve"> </w:t>
+      </w:r>
+      <w:r>
+        <w:t xml:space="preserve">it rather than argue.</w:t>
+      </w:r>
+    </w:p>
+    <w:bookmarkEnd w:id="14"/>
+    <w:bookmarkStart w:id="15" w:name="Xda1605686ec9fabace19c5ed361f9e197176c21"/>
+    <w:p>
+      <w:pPr>
+        <w:pStyle w:val="Heading3"/>
+      </w:pPr>
+      <w:r>
+        <w:t xml:space="preserve">A defect in Geshe Michael’s dictionary, found by reading the screen</w:t>
+      </w:r>
+    </w:p>
+    <w:p>
+      <w:pPr>
+        <w:pStyle w:val="FirstParagraph"/>
+      </w:pPr>
+      <w:r>
+        <w:t xml:space="preserve">I noticed the program showing the word</w:t>
       </w:r>
       <w:r>
         <w:t xml:space="preserve"> </w:t>
@@ -1009,7 +1212,172 @@
         <w:t xml:space="preserve"> </w:t>
       </w:r>
       <w:r>
-        <w:t xml:space="preserve">defect by using the program.</w:t>
+        <w:t xml:space="preserve">— reverence — as</w:t>
+      </w:r>
+      <w:r>
+        <w:t xml:space="preserve"> </w:t>
+      </w:r>
+      <w:r>
+        <w:t xml:space="preserve">“i”</w:t>
+      </w:r>
+      <w:r>
+        <w:t xml:space="preserve">. It is</w:t>
+      </w:r>
+      <w:r>
+        <w:t xml:space="preserve"> </w:t>
+      </w:r>
+      <w:r>
+        <w:t xml:space="preserve">not the program’s doing: the dictionary itself stores</w:t>
+      </w:r>
+      <w:r>
+        <w:t xml:space="preserve"> </w:t>
+      </w:r>
+      <w:r>
+        <w:t xml:space="preserve">“i”</w:t>
+      </w:r>
+      <w:r>
+        <w:t xml:space="preserve"> </w:t>
+      </w:r>
+      <w:r>
+        <w:t xml:space="preserve">first for that word.</w:t>
+      </w:r>
+      <w:r>
+        <w:t xml:space="preserve"> </w:t>
+      </w:r>
+      <w:r>
+        <w:t xml:space="preserve">Measured: of 12,004 entries, ten lead with a single letter, and</w:t>
+      </w:r>
+      <w:r>
+        <w:t xml:space="preserve"> </w:t>
+      </w:r>
+      <w:r>
+        <w:rPr>
+          <w:b/>
+          <w:bCs/>
+        </w:rPr>
+        <w:t xml:space="preserve">eight of the</w:t>
+      </w:r>
+      <w:r>
+        <w:rPr>
+          <w:b/>
+          <w:bCs/>
+        </w:rPr>
+        <w:t xml:space="preserve"> </w:t>
+      </w:r>
+      <w:r>
+        <w:rPr>
+          <w:b/>
+          <w:bCs/>
+        </w:rPr>
+        <w:t xml:space="preserve">ten are correct</w:t>
+      </w:r>
+      <w:r>
+        <w:t xml:space="preserve"> </w:t>
+      </w:r>
+      <w:r>
+        <w:t xml:space="preserve">—</w:t>
+      </w:r>
+      <w:r>
+        <w:t xml:space="preserve"> </w:t>
+      </w:r>
+      <w:r>
+        <w:t xml:space="preserve">“i”</w:t>
+      </w:r>
+      <w:r>
+        <w:t xml:space="preserve"> </w:t>
+      </w:r>
+      <w:r>
+        <w:t xml:space="preserve">is the pronoun</w:t>
+      </w:r>
+      <w:r>
+        <w:t xml:space="preserve"> </w:t>
+      </w:r>
+      <w:r>
+        <w:rPr>
+          <w:i/>
+          <w:iCs/>
+        </w:rPr>
+        <w:t xml:space="preserve">I</w:t>
+      </w:r>
+      <w:r>
+        <w:t xml:space="preserve"> </w:t>
+      </w:r>
+      <w:r>
+        <w:t xml:space="preserve">stored in lower case, and several</w:t>
+      </w:r>
+      <w:r>
+        <w:t xml:space="preserve"> </w:t>
+      </w:r>
+      <w:r>
+        <w:t xml:space="preserve">Tibetan particles genuinely correspond to English endings. Two are wrong,</w:t>
+      </w:r>
+      <w:r>
+        <w:t xml:space="preserve"> </w:t>
+      </w:r>
+      <w:r>
+        <w:rPr>
+          <w:i/>
+          <w:iCs/>
+        </w:rPr>
+        <w:t xml:space="preserve">gus</w:t>
+      </w:r>
+      <w:r>
+        <w:t xml:space="preserve"> </w:t>
+      </w:r>
+      <w:r>
+        <w:t xml:space="preserve">among them.</w:t>
+      </w:r>
+    </w:p>
+    <w:p>
+      <w:pPr>
+        <w:pStyle w:val="BodyText"/>
+      </w:pPr>
+      <w:r>
+        <w:t xml:space="preserve">That question also produced a tool: a way to narrow 11,968 entries to 55 worth</w:t>
+      </w:r>
+      <w:r>
+        <w:t xml:space="preserve"> </w:t>
+      </w:r>
+      <w:r>
+        <w:t xml:space="preserve">a person’s eye. Reading those 55 found</w:t>
+      </w:r>
+      <w:r>
+        <w:t xml:space="preserve"> </w:t>
+      </w:r>
+      <w:r>
+        <w:rPr>
+          <w:b/>
+          <w:bCs/>
+        </w:rPr>
+        <w:t xml:space="preserve">ten glosses that do not describe their</w:t>
+      </w:r>
+      <w:r>
+        <w:rPr>
+          <w:b/>
+          <w:bCs/>
+        </w:rPr>
+        <w:t xml:space="preserve"> </w:t>
+      </w:r>
+      <w:r>
+        <w:rPr>
+          <w:b/>
+          <w:bCs/>
+        </w:rPr>
+        <w:t xml:space="preserve">headword</w:t>
+      </w:r>
+      <w:r>
+        <w:t xml:space="preserve">, each confirmed against two independent dictionaries.</w:t>
+      </w:r>
+    </w:p>
+    <w:bookmarkEnd w:id="15"/>
+    <w:bookmarkEnd w:id="16"/>
+    <w:bookmarkStart w:id="17" w:name="adams-decisions-and-actions"/>
+    <w:p>
+      <w:pPr>
+        <w:pStyle w:val="Heading2"/>
+      </w:pPr>
+      <w:r>
+        <w:t xml:space="preserve">Adam’s decisions and actions</w:t>
       </w:r>
     </w:p>
     <w:p>
@@ -1017,10 +1385,115 @@
         <w:pStyle w:val="Compact"/>
         <w:numPr>
           <w:ilvl w:val="0"/>
-          <w:numId w:val="1003"/>
+          <w:numId w:val="1004"/>
         </w:numPr>
       </w:pPr>
       <w:r>
+        <w:t xml:space="preserve">Ruled that</w:t>
+      </w:r>
+      <w:r>
+        <w:t xml:space="preserve"> </w:t>
+      </w:r>
+      <w:r>
+        <w:rPr>
+          <w:b/>
+          <w:bCs/>
+        </w:rPr>
+        <w:t xml:space="preserve">Tony Duff’s dictionaries are to be trusted above Hopkins</w:t>
+      </w:r>
+      <w:r>
+        <w:t xml:space="preserve">, on</w:t>
+      </w:r>
+      <w:r>
+        <w:t xml:space="preserve"> </w:t>
+      </w:r>
+      <w:r>
+        <w:t xml:space="preserve">reliability and on register — Hopkins’s scholarly English is not the voice</w:t>
+      </w:r>
+      <w:r>
+        <w:t xml:space="preserve"> </w:t>
+      </w:r>
+      <w:r>
+        <w:t xml:space="preserve">this project wants. Recorded, with two things it does not change: Geshe</w:t>
+      </w:r>
+      <w:r>
+        <w:t xml:space="preserve"> </w:t>
+      </w:r>
+      <w:r>
+        <w:t xml:space="preserve">Michael’s own English stays binding above every reference work, and trust is</w:t>
+      </w:r>
+      <w:r>
+        <w:t xml:space="preserve"> </w:t>
+      </w:r>
+      <w:r>
+        <w:t xml:space="preserve">not a licence — the Illuminator is asked for, not yet obtained.</w:t>
+      </w:r>
+    </w:p>
+    <w:p>
+      <w:pPr>
+        <w:pStyle w:val="Compact"/>
+        <w:numPr>
+          <w:ilvl w:val="0"/>
+          <w:numId w:val="1004"/>
+        </w:numPr>
+      </w:pPr>
+      <w:r>
+        <w:t xml:space="preserve">Paused release work and directed that the</w:t>
+      </w:r>
+      <w:r>
+        <w:t xml:space="preserve"> </w:t>
+      </w:r>
+      <w:r>
+        <w:rPr>
+          <w:b/>
+          <w:bCs/>
+        </w:rPr>
+        <w:t xml:space="preserve">alignment and the dictionary</w:t>
+      </w:r>
+      <w:r>
+        <w:t xml:space="preserve"> </w:t>
+      </w:r>
+      <w:r>
+        <w:t xml:space="preserve">are the focus.</w:t>
+      </w:r>
+    </w:p>
+    <w:p>
+      <w:pPr>
+        <w:pStyle w:val="Compact"/>
+        <w:numPr>
+          <w:ilvl w:val="0"/>
+          <w:numId w:val="1004"/>
+        </w:numPr>
+      </w:pPr>
+      <w:r>
+        <w:t xml:space="preserve">Found the</w:t>
+      </w:r>
+      <w:r>
+        <w:t xml:space="preserve"> </w:t>
+      </w:r>
+      <w:r>
+        <w:rPr>
+          <w:i/>
+          <w:iCs/>
+        </w:rPr>
+        <w:t xml:space="preserve">gus</w:t>
+      </w:r>
+      <w:r>
+        <w:t xml:space="preserve"> </w:t>
+      </w:r>
+      <w:r>
+        <w:t xml:space="preserve">defect by using the program.</w:t>
+      </w:r>
+    </w:p>
+    <w:p>
+      <w:pPr>
+        <w:pStyle w:val="Compact"/>
+        <w:numPr>
+          <w:ilvl w:val="0"/>
+          <w:numId w:val="1004"/>
+        </w:numPr>
+      </w:pPr>
+      <w:r>
         <w:t xml:space="preserve">Asked for the grammar books to be searched for on the drives.</w:t>
       </w:r>
       <w:r>
@@ -1069,8 +1542,8 @@
         <w:t xml:space="preserve">name, which is why every search for the author had failed.</w:t>
       </w:r>
     </w:p>
-    <w:bookmarkEnd w:id="15"/>
-    <w:bookmarkStart w:id="16" w:name="numbers"/>
+    <w:bookmarkEnd w:id="17"/>
+    <w:bookmarkStart w:id="18" w:name="numbers"/>
     <w:p>
       <w:pPr>
         <w:pStyle w:val="Heading2"/>
@@ -1228,7 +1701,7 @@
               <w:pStyle w:val="Compact"/>
             </w:pPr>
             <w:r>
-              <w:t xml:space="preserve">171 of 511 segments</w:t>
+              <w:t xml:space="preserve">180 of 511 segments</w:t>
             </w:r>
           </w:p>
         </w:tc>
@@ -1252,7 +1725,7 @@
               <w:pStyle w:val="Compact"/>
             </w:pPr>
             <w:r>
-              <w:t xml:space="preserve">41,970</w:t>
+              <w:t xml:space="preserve">42,345</w:t>
             </w:r>
           </w:p>
         </w:tc>
@@ -1276,7 +1749,7 @@
               <w:pStyle w:val="Compact"/>
             </w:pPr>
             <w:r>
-              <w:t xml:space="preserve">250</w:t>
+              <w:t xml:space="preserve">254</w:t>
             </w:r>
           </w:p>
         </w:tc>
@@ -1300,7 +1773,7 @@
               <w:pStyle w:val="Compact"/>
             </w:pPr>
             <w:r>
-              <w:t xml:space="preserve">124</w:t>
+              <w:t xml:space="preserve">125</w:t>
             </w:r>
           </w:p>
         </w:tc>
@@ -1334,237 +1807,14 @@
         </w:tc>
       </w:tr>
     </w:tbl>
-    <w:bookmarkEnd w:id="16"/>
-    <w:bookmarkStart w:id="17" w:name="open-questions-for-leadership"/>
+    <w:bookmarkEnd w:id="18"/>
+    <w:bookmarkStart w:id="19" w:name="open-questions-for-leadership"/>
     <w:p>
       <w:pPr>
         <w:pStyle w:val="Heading2"/>
       </w:pPr>
       <w:r>
         <w:t xml:space="preserve">Open questions for leadership</w:t>
-      </w:r>
-    </w:p>
-    <w:p>
-      <w:pPr>
-        <w:pStyle w:val="Compact"/>
-        <w:numPr>
-          <w:ilvl w:val="0"/>
-          <w:numId w:val="1004"/>
-        </w:numPr>
-      </w:pPr>
-      <w:r>
-        <w:rPr>
-          <w:b/>
-          <w:bCs/>
-        </w:rPr>
-        <w:t xml:space="preserve">The five questions</w:t>
-      </w:r>
-      <w:r>
-        <w:t xml:space="preserve"> </w:t>
-      </w:r>
-      <w:r>
-        <w:t xml:space="preserve">in the decision brief. The largest: whether we should</w:t>
-      </w:r>
-      <w:r>
-        <w:t xml:space="preserve"> </w:t>
-      </w:r>
-      <w:r>
-        <w:t xml:space="preserve">model the traditional Tibetan account of letter gender, from which the</w:t>
-      </w:r>
-      <w:r>
-        <w:t xml:space="preserve"> </w:t>
-      </w:r>
-      <w:r>
-        <w:t xml:space="preserve">classical grammarians derive tense and other things. We currently use a</w:t>
-      </w:r>
-      <w:r>
-        <w:t xml:space="preserve"> </w:t>
-      </w:r>
-      <w:r>
-        <w:t xml:space="preserve">Western description instead. It is not wrong; it is a different axis.</w:t>
-      </w:r>
-    </w:p>
-    <w:p>
-      <w:pPr>
-        <w:pStyle w:val="Compact"/>
-        <w:numPr>
-          <w:ilvl w:val="0"/>
-          <w:numId w:val="1004"/>
-        </w:numPr>
-      </w:pPr>
-      <w:r>
-        <w:rPr>
-          <w:b/>
-          <w:bCs/>
-        </w:rPr>
-        <w:t xml:space="preserve">Whether</w:t>
-      </w:r>
-      <w:r>
-        <w:rPr>
-          <w:b/>
-          <w:bCs/>
-        </w:rPr>
-        <w:t xml:space="preserve"> </w:t>
-      </w:r>
-      <w:r>
-        <w:rPr>
-          <w:b/>
-          <w:bCs/>
-        </w:rPr>
-        <w:t xml:space="preserve">“particle”</w:t>
-      </w:r>
-      <w:r>
-        <w:rPr>
-          <w:b/>
-          <w:bCs/>
-        </w:rPr>
-        <w:t xml:space="preserve"> </w:t>
-      </w:r>
-      <w:r>
-        <w:rPr>
-          <w:b/>
-          <w:bCs/>
-        </w:rPr>
-        <w:t xml:space="preserve">is the right word.</w:t>
-      </w:r>
-      <w:r>
-        <w:t xml:space="preserve"> </w:t>
-      </w:r>
-      <w:r>
-        <w:t xml:space="preserve">Duff argues it mistranslates the</w:t>
-      </w:r>
-      <w:r>
-        <w:t xml:space="preserve"> </w:t>
-      </w:r>
-      <w:r>
-        <w:t xml:space="preserve">Tibetan, which means</w:t>
-      </w:r>
-      <w:r>
-        <w:t xml:space="preserve"> </w:t>
-      </w:r>
-      <w:r>
-        <w:t xml:space="preserve">“phrase linker”</w:t>
-      </w:r>
-      <w:r>
-        <w:t xml:space="preserve">. My own advice is to find out what Geshe</w:t>
-      </w:r>
-      <w:r>
-        <w:t xml:space="preserve"> </w:t>
-      </w:r>
-      <w:r>
-        <w:t xml:space="preserve">Michael’s courses say first: if they say particle, the students’ vocabulary</w:t>
-      </w:r>
-      <w:r>
-        <w:t xml:space="preserve"> </w:t>
-      </w:r>
-      <w:r>
-        <w:t xml:space="preserve">should win.</w:t>
-      </w:r>
-    </w:p>
-    <w:p>
-      <w:pPr>
-        <w:pStyle w:val="Compact"/>
-        <w:numPr>
-          <w:ilvl w:val="0"/>
-          <w:numId w:val="1004"/>
-        </w:numPr>
-      </w:pPr>
-      <w:r>
-        <w:rPr>
-          <w:b/>
-          <w:bCs/>
-        </w:rPr>
-        <w:t xml:space="preserve">One reading needs a person who knows Sanskrit.</w:t>
-      </w:r>
-      <w:r>
-        <w:t xml:space="preserve"> </w:t>
-      </w:r>
-      <w:r>
-        <w:t xml:space="preserve">Our software and the</w:t>
-      </w:r>
-      <w:r>
-        <w:t xml:space="preserve"> </w:t>
-      </w:r>
-      <w:r>
-        <w:t xml:space="preserve">Illuminator disagree about a cluster of letters, and our own dictionary has</w:t>
-      </w:r>
-      <w:r>
-        <w:t xml:space="preserve"> </w:t>
-      </w:r>
-      <w:r>
-        <w:t xml:space="preserve">nothing to say — not one of its 105,634 entries uses it.</w:t>
-      </w:r>
-    </w:p>
-    <w:p>
-      <w:pPr>
-        <w:pStyle w:val="Compact"/>
-        <w:numPr>
-          <w:ilvl w:val="0"/>
-          <w:numId w:val="1004"/>
-        </w:numPr>
-      </w:pPr>
-      <w:r>
-        <w:rPr>
-          <w:b/>
-          <w:bCs/>
-        </w:rPr>
-        <w:t xml:space="preserve">What</w:t>
-      </w:r>
-      <w:r>
-        <w:rPr>
-          <w:b/>
-          <w:bCs/>
-        </w:rPr>
-        <w:t xml:space="preserve"> </w:t>
-      </w:r>
-      <w:r>
-        <w:rPr>
-          <w:b/>
-          <w:bCs/>
-        </w:rPr>
-        <w:t xml:space="preserve">“all of Geshe Michael’s translations”</w:t>
-      </w:r>
-      <w:r>
-        <w:rPr>
-          <w:b/>
-          <w:bCs/>
-        </w:rPr>
-        <w:t xml:space="preserve"> </w:t>
-      </w:r>
-      <w:r>
-        <w:rPr>
-          <w:b/>
-          <w:bCs/>
-        </w:rPr>
-        <w:t xml:space="preserve">means.</w:t>
-      </w:r>
-      <w:r>
-        <w:t xml:space="preserve"> </w:t>
-      </w:r>
-      <w:r>
-        <w:t xml:space="preserve">The 42,199 aligned</w:t>
-      </w:r>
-      <w:r>
-        <w:t xml:space="preserve"> </w:t>
-      </w:r>
-      <w:r>
-        <w:t xml:space="preserve">passages are a portion. Establishing what is missing needs the organisation’s</w:t>
-      </w:r>
-      <w:r>
-        <w:t xml:space="preserve"> </w:t>
-      </w:r>
-      <w:r>
-        <w:t xml:space="preserve">records, not the program’s.</w:t>
-      </w:r>
-    </w:p>
-    <w:bookmarkEnd w:id="17"/>
-    <w:bookmarkStart w:id="18" w:name="tomorrow"/>
-    <w:p>
-      <w:pPr>
-        <w:pStyle w:val="Heading2"/>
-      </w:pPr>
-      <w:r>
-        <w:t xml:space="preserve">Tomorrow</w:t>
       </w:r>
     </w:p>
     <w:p>
@@ -1576,7 +1826,35 @@
         </w:numPr>
       </w:pPr>
       <w:r>
-        <w:t xml:space="preserve">Continue Course 5, page by page.</w:t>
+        <w:rPr>
+          <w:b/>
+          <w:bCs/>
+        </w:rPr>
+        <w:t xml:space="preserve">The five questions</w:t>
+      </w:r>
+      <w:r>
+        <w:t xml:space="preserve"> </w:t>
+      </w:r>
+      <w:r>
+        <w:t xml:space="preserve">in the decision brief. The largest: whether we should</w:t>
+      </w:r>
+      <w:r>
+        <w:t xml:space="preserve"> </w:t>
+      </w:r>
+      <w:r>
+        <w:t xml:space="preserve">model the traditional Tibetan account of letter gender, from which the</w:t>
+      </w:r>
+      <w:r>
+        <w:t xml:space="preserve"> </w:t>
+      </w:r>
+      <w:r>
+        <w:t xml:space="preserve">classical grammarians derive tense and other things. We currently use a</w:t>
+      </w:r>
+      <w:r>
+        <w:t xml:space="preserve"> </w:t>
+      </w:r>
+      <w:r>
+        <w:t xml:space="preserve">Western description instead. It is not wrong; it is a different axis.</w:t>
       </w:r>
     </w:p>
     <w:p>
@@ -1588,11 +1866,252 @@
         </w:numPr>
       </w:pPr>
       <w:r>
+        <w:rPr>
+          <w:b/>
+          <w:bCs/>
+        </w:rPr>
+        <w:t xml:space="preserve">Whether</w:t>
+      </w:r>
+      <w:r>
+        <w:rPr>
+          <w:b/>
+          <w:bCs/>
+        </w:rPr>
+        <w:t xml:space="preserve"> </w:t>
+      </w:r>
+      <w:r>
+        <w:rPr>
+          <w:b/>
+          <w:bCs/>
+        </w:rPr>
+        <w:t xml:space="preserve">“particle”</w:t>
+      </w:r>
+      <w:r>
+        <w:rPr>
+          <w:b/>
+          <w:bCs/>
+        </w:rPr>
+        <w:t xml:space="preserve"> </w:t>
+      </w:r>
+      <w:r>
+        <w:rPr>
+          <w:b/>
+          <w:bCs/>
+        </w:rPr>
+        <w:t xml:space="preserve">is the right word.</w:t>
+      </w:r>
+      <w:r>
+        <w:t xml:space="preserve"> </w:t>
+      </w:r>
+      <w:r>
+        <w:t xml:space="preserve">Duff argues it mistranslates the</w:t>
+      </w:r>
+      <w:r>
+        <w:t xml:space="preserve"> </w:t>
+      </w:r>
+      <w:r>
+        <w:t xml:space="preserve">Tibetan, which means</w:t>
+      </w:r>
+      <w:r>
+        <w:t xml:space="preserve"> </w:t>
+      </w:r>
+      <w:r>
+        <w:t xml:space="preserve">“phrase linker”</w:t>
+      </w:r>
+      <w:r>
+        <w:t xml:space="preserve">. My own advice is to find out what Geshe</w:t>
+      </w:r>
+      <w:r>
+        <w:t xml:space="preserve"> </w:t>
+      </w:r>
+      <w:r>
+        <w:t xml:space="preserve">Michael’s courses say first: if they say particle, the students’ vocabulary</w:t>
+      </w:r>
+      <w:r>
+        <w:t xml:space="preserve"> </w:t>
+      </w:r>
+      <w:r>
+        <w:t xml:space="preserve">should win.</w:t>
+      </w:r>
+    </w:p>
+    <w:p>
+      <w:pPr>
+        <w:pStyle w:val="Compact"/>
+        <w:numPr>
+          <w:ilvl w:val="0"/>
+          <w:numId w:val="1005"/>
+        </w:numPr>
+      </w:pPr>
+      <w:r>
+        <w:rPr>
+          <w:b/>
+          <w:bCs/>
+        </w:rPr>
+        <w:t xml:space="preserve">One reading needs a person who knows Sanskrit.</w:t>
+      </w:r>
+      <w:r>
+        <w:t xml:space="preserve"> </w:t>
+      </w:r>
+      <w:r>
+        <w:t xml:space="preserve">Our software and the</w:t>
+      </w:r>
+      <w:r>
+        <w:t xml:space="preserve"> </w:t>
+      </w:r>
+      <w:r>
+        <w:t xml:space="preserve">Illuminator disagree about a cluster of letters, and our own dictionary has</w:t>
+      </w:r>
+      <w:r>
+        <w:t xml:space="preserve"> </w:t>
+      </w:r>
+      <w:r>
+        <w:t xml:space="preserve">nothing to say — not one of its 105,634 entries uses it.</w:t>
+      </w:r>
+    </w:p>
+    <w:p>
+      <w:pPr>
+        <w:pStyle w:val="Compact"/>
+        <w:numPr>
+          <w:ilvl w:val="0"/>
+          <w:numId w:val="1005"/>
+        </w:numPr>
+      </w:pPr>
+      <w:r>
+        <w:rPr>
+          <w:b/>
+          <w:bCs/>
+        </w:rPr>
+        <w:t xml:space="preserve">Who applies the dictionary work order, and when.</w:t>
+      </w:r>
+      <w:r>
+        <w:t xml:space="preserve"> </w:t>
+      </w:r>
+      <w:r>
+        <w:t xml:space="preserve">627 mechanical</w:t>
+      </w:r>
+      <w:r>
+        <w:t xml:space="preserve"> </w:t>
+      </w:r>
+      <w:r>
+        <w:t xml:space="preserve">corrections and 755 that need a reader are sitting ready. The corrections</w:t>
+      </w:r>
+      <w:r>
+        <w:t xml:space="preserve"> </w:t>
+      </w:r>
+      <w:r>
+        <w:t xml:space="preserve">cannot land here — the tool imports the dictionary rather than owning it —</w:t>
+      </w:r>
+      <w:r>
+        <w:t xml:space="preserve"> </w:t>
+      </w:r>
+      <w:r>
+        <w:t xml:space="preserve">so this needs whoever cuts the next dictionary release. Until then the wrong</w:t>
+      </w:r>
+      <w:r>
+        <w:t xml:space="preserve"> </w:t>
+      </w:r>
+      <w:r>
+        <w:t xml:space="preserve">spellings stay on screen, on the desktop and on the phone.</w:t>
+      </w:r>
+    </w:p>
+    <w:p>
+      <w:pPr>
+        <w:pStyle w:val="Compact"/>
+        <w:numPr>
+          <w:ilvl w:val="0"/>
+          <w:numId w:val="1005"/>
+        </w:numPr>
+      </w:pPr>
+      <w:r>
+        <w:rPr>
+          <w:b/>
+          <w:bCs/>
+        </w:rPr>
+        <w:t xml:space="preserve">What</w:t>
+      </w:r>
+      <w:r>
+        <w:rPr>
+          <w:b/>
+          <w:bCs/>
+        </w:rPr>
+        <w:t xml:space="preserve"> </w:t>
+      </w:r>
+      <w:r>
+        <w:rPr>
+          <w:b/>
+          <w:bCs/>
+        </w:rPr>
+        <w:t xml:space="preserve">“all of Geshe Michael’s translations”</w:t>
+      </w:r>
+      <w:r>
+        <w:rPr>
+          <w:b/>
+          <w:bCs/>
+        </w:rPr>
+        <w:t xml:space="preserve"> </w:t>
+      </w:r>
+      <w:r>
+        <w:rPr>
+          <w:b/>
+          <w:bCs/>
+        </w:rPr>
+        <w:t xml:space="preserve">means.</w:t>
+      </w:r>
+      <w:r>
+        <w:t xml:space="preserve"> </w:t>
+      </w:r>
+      <w:r>
+        <w:t xml:space="preserve">The 42,199 aligned</w:t>
+      </w:r>
+      <w:r>
+        <w:t xml:space="preserve"> </w:t>
+      </w:r>
+      <w:r>
+        <w:t xml:space="preserve">passages are a portion. Establishing what is missing needs the organisation’s</w:t>
+      </w:r>
+      <w:r>
+        <w:t xml:space="preserve"> </w:t>
+      </w:r>
+      <w:r>
+        <w:t xml:space="preserve">records, not the program’s.</w:t>
+      </w:r>
+    </w:p>
+    <w:bookmarkEnd w:id="19"/>
+    <w:bookmarkStart w:id="20" w:name="tomorrow"/>
+    <w:p>
+      <w:pPr>
+        <w:pStyle w:val="Heading2"/>
+      </w:pPr>
+      <w:r>
+        <w:t xml:space="preserve">Tomorrow</w:t>
+      </w:r>
+    </w:p>
+    <w:p>
+      <w:pPr>
+        <w:pStyle w:val="Compact"/>
+        <w:numPr>
+          <w:ilvl w:val="0"/>
+          <w:numId w:val="1006"/>
+        </w:numPr>
+      </w:pPr>
+      <w:r>
+        <w:t xml:space="preserve">Continue Course 5, page by page.</w:t>
+      </w:r>
+    </w:p>
+    <w:p>
+      <w:pPr>
+        <w:pStyle w:val="Compact"/>
+        <w:numPr>
+          <w:ilvl w:val="0"/>
+          <w:numId w:val="1006"/>
+        </w:numPr>
+      </w:pPr>
+      <w:r>
         <w:t xml:space="preserve">The five questions, when there are answers.</w:t>
       </w:r>
     </w:p>
-    <w:bookmarkEnd w:id="18"/>
-    <w:bookmarkEnd w:id="19"/>
+    <w:bookmarkEnd w:id="20"/>
+    <w:bookmarkEnd w:id="21"/>
     <w:sectPr>
       <w:footnotePr>
         <w:numRestart w:val="eachSect"/>
@@ -1822,6 +2341,9 @@
     <w:abstractNumId w:val="991"/>
   </w:num>
   <w:num w:numId="1005">
+    <w:abstractNumId w:val="991"/>
+  </w:num>
+  <w:num w:numId="1006">
     <w:abstractNumId w:val="991"/>
   </w:num>
 </w:numbering>
